--- a/docs/ho-so/EIDE-GPI-23_Giao_dien_plugin_GEditor.docx
+++ b/docs/ho-so/EIDE-GPI-23_Giao_dien_plugin_GEditor.docx
@@ -4861,6 +4861,21 @@
           <w:szCs w:val="24"/>
         </w:rPr>
         <w:t xml:space="preserve">[67] V. T. Công, "EIDE-Rà soát đủ điều kiện phát triển (EIDE_Ra_soat_Du_dieu_kien_Phat_trien.xlsx)," 05/09/2026.</w:t>
+      </w:r>
+    </w:p>
+    <w:p>
+      <w:pPr>
+        <w:spacing w:after="100" w:line="276"/>
+        <w:ind w:left="567" w:hanging="567"/>
+        <w:jc w:val="left"/>
+      </w:pPr>
+      <w:r>
+        <w:rPr>
+          <w:rFonts w:ascii="Times New Roman" w:cs="Times New Roman" w:eastAsia="Times New Roman" w:hAnsi="Times New Roman"/>
+          <w:sz w:val="24"/>
+          <w:szCs w:val="24"/>
+        </w:rPr>
+        <w:t xml:space="preserve">[68] Anthropic, "Claude Code documentation — memory (CLAUDE.md), slash commands, hooks, settings," Claude Docs, 2026. [Online]. Available: https://docs.claude.com/en/docs/claude-code</w:t>
       </w:r>
     </w:p>
     <w:sectPr>

--- a/docs/ho-so/EIDE-GPI-23_Giao_dien_plugin_GEditor.docx
+++ b/docs/ho-so/EIDE-GPI-23_Giao_dien_plugin_GEditor.docx
@@ -1233,6 +1233,80 @@
           <w:szCs w:val="26"/>
         </w:rPr>
         <w:t xml:space="preserve">; mục có nhãn [GE?] cần đối chiếu với FR của GEditor v2.2 và có thể trở thành yêu cầu bổ sung cho GEditor.</w:t>
+      </w:r>
+    </w:p>
+    <w:p>
+      <w:pPr>
+        <w:spacing w:after="60"/>
+      </w:pPr>
+      <w:r>
+        <w:rPr>
+          <w:rFonts w:ascii="Times New Roman" w:cs="Times New Roman" w:eastAsia="Times New Roman" w:hAnsi="Times New Roman"/>
+          <w:sz w:val="26"/>
+          <w:szCs w:val="26"/>
+        </w:rPr>
+        <w:t xml:space="preserve"/>
+      </w:r>
+    </w:p>
+    <w:p>
+      <w:pPr>
+        <w:spacing w:after="120" w:line="360"/>
+        <w:ind w:firstLine="0"/>
+        <w:jc w:val="both"/>
+      </w:pPr>
+      <w:r>
+        <w:rPr>
+          <w:rFonts w:ascii="Times New Roman" w:cs="Times New Roman" w:eastAsia="Times New Roman" w:hAnsi="Times New Roman"/>
+          <w:b/>
+          <w:bCs/>
+          <w:sz w:val="26"/>
+          <w:szCs w:val="26"/>
+        </w:rPr>
+        <w:t xml:space="preserve">Từ v1.3: GEditor là thành phần TRONG kho EIDE</w:t>
+      </w:r>
+      <w:r>
+        <w:rPr>
+          <w:rFonts w:ascii="Times New Roman" w:cs="Times New Roman" w:eastAsia="Times New Roman" w:hAnsi="Times New Roman"/>
+          <w:sz w:val="26"/>
+          <w:szCs w:val="26"/>
+        </w:rPr>
+        <w:t xml:space="preserve"> (`apps/geditor/`), không còn là phụ thuộc ngoài. Chủ sản phẩm quyết định 06/09/2026 fork thay vì tham chiếu, vì hai kho đi hai hướng phát triển khác nhau. Hệ quả cho tài liệu này: các mục [GE?] không còn là "yêu cầu gửi sang một sản phẩm khác" mà là việc trong cùng kho; phần bàn về khung plugin bên thứ ba chỉ còn giá trị lịch sử. Về bí mật: khóa riêng ký cập nhật Sparkle </w:t>
+      </w:r>
+      <w:r>
+        <w:rPr>
+          <w:rFonts w:ascii="Times New Roman" w:cs="Times New Roman" w:eastAsia="Times New Roman" w:hAnsi="Times New Roman"/>
+          <w:b/>
+          <w:bCs/>
+          <w:sz w:val="26"/>
+          <w:szCs w:val="26"/>
+        </w:rPr>
+        <w:t xml:space="preserve">không</w:t>
+      </w:r>
+      <w:r>
+        <w:rPr>
+          <w:rFonts w:ascii="Times New Roman" w:cs="Times New Roman" w:eastAsia="Times New Roman" w:hAnsi="Times New Roman"/>
+          <w:sz w:val="26"/>
+          <w:szCs w:val="26"/>
+        </w:rPr>
+        <w:t xml:space="preserve"> được mang sang — nó là quyền ký một bản cập nhật tự động mà mọi bản đã cài sẽ tự nuốt, nên nhân thêm một nơi lưu là nhân thêm một nơi mất (SEC-25). `.gitignore` chặn `secrets/</w:t>
+      </w:r>
+      <w:r>
+        <w:rPr>
+          <w:rFonts w:ascii="Times New Roman" w:cs="Times New Roman" w:eastAsia="Times New Roman" w:hAnsi="Times New Roman"/>
+          <w:i/>
+          <w:iCs/>
+          <w:sz w:val="26"/>
+          <w:szCs w:val="26"/>
+        </w:rPr>
+        <w:t xml:space="preserve">_private</w:t>
+      </w:r>
+      <w:r>
+        <w:rPr>
+          <w:rFonts w:ascii="Times New Roman" w:cs="Times New Roman" w:eastAsia="Times New Roman" w:hAnsi="Times New Roman"/>
+          <w:sz w:val="26"/>
+          <w:szCs w:val="26"/>
+        </w:rPr>
+        <w:t xml:space="preserve">`. Kho Geditor gốc giữ nguyên khóa cũ theo quyết định 06/09/2026, với điều kiện kho còn private — đổi sang public thì phải đổi khóa trước. Xem DEVIATIONS DEV-004.</w:t>
       </w:r>
     </w:p>
     <w:p>
